--- a/Files/05 - Devarim/06 - Ki Seitzei/5784/Ki Seitzei 5784 (2)/Ki Seitzei 5784 (2).docx
+++ b/Files/05 - Devarim/06 - Ki Seitzei/5784/Ki Seitzei 5784 (2)/Ki Seitzei 5784 (2).docx
@@ -138,7 +138,7 @@
         <w:rPr>
           <w:rFonts w:ascii="Times New Roman" w:hAnsi="Times New Roman" w:cs="Times New Roman"/>
         </w:rPr>
-        <w:t xml:space="preserve">wonderful </w:t>
+        <w:t>wonderful</w:t>
       </w:r>
       <w:r>
         <w:rPr>
@@ -176,7 +176,7 @@
         <w:rPr>
           <w:rFonts w:ascii="Times New Roman" w:hAnsi="Times New Roman" w:cs="Times New Roman"/>
         </w:rPr>
-        <w:t>Mendel Pollack,</w:t>
+        <w:t>Mendel Pollak,</w:t>
       </w:r>
       <w:r>
         <w:rPr>
@@ -1339,7 +1339,7 @@
           <w:rFonts w:ascii="Times New Roman" w:hAnsi="Times New Roman" w:cs="Times New Roman"/>
           <w:rtl/>
         </w:rPr>
-        <w:t>״</w:t>
+        <w:t>"</w:t>
       </w:r>
       <w:r>
         <w:rPr>
@@ -2046,7 +2046,7 @@
         <w:rPr>
           <w:rFonts w:ascii="Times New Roman" w:hAnsi="Times New Roman" w:cs="Times New Roman"/>
         </w:rPr>
-        <w:t xml:space="preserve"> the </w:t>
+        <w:t xml:space="preserve"> the</w:t>
       </w:r>
       <w:r>
         <w:rPr>
@@ -2147,7 +2147,7 @@
         <w:rPr>
           <w:rFonts w:ascii="Times New Roman" w:hAnsi="Times New Roman" w:cs="Times New Roman"/>
         </w:rPr>
-        <w:t xml:space="preserve">, and before he passed away, he told the </w:t>
+        <w:t>, and before he passed away, he told the</w:t>
       </w:r>
       <w:r>
         <w:rPr>
@@ -2704,7 +2704,7 @@
         <w:rPr>
           <w:rFonts w:ascii="Times New Roman" w:hAnsi="Times New Roman" w:cs="Times New Roman"/>
         </w:rPr>
-        <w:t xml:space="preserve">countries, I heard from a </w:t>
+        <w:t>countries, I heard from a</w:t>
       </w:r>
       <w:r>
         <w:rPr>
@@ -2821,7 +2821,315 @@
           <w:rFonts w:ascii="Times New Roman" w:hAnsi="Times New Roman" w:cs="Times New Roman" w:hint="cs"/>
           <w:rtl/>
         </w:rPr>
+        <w:t>תלמיד</w:t>
+      </w:r>
+      <w:r>
+        <w:rPr>
+          <w:rFonts w:ascii="Times New Roman" w:hAnsi="Times New Roman" w:cs="Times New Roman"/>
+          <w:rtl/>
+        </w:rPr>
+        <w:t xml:space="preserve"> </w:t>
+      </w:r>
+      <w:r>
+        <w:rPr>
+          <w:rFonts w:ascii="Times New Roman" w:hAnsi="Times New Roman" w:cs="Times New Roman" w:hint="cs"/>
+          <w:rtl/>
+        </w:rPr>
+        <w:t>חכם</w:t>
+      </w:r>
+      <w:r>
+        <w:rPr>
+          <w:rFonts w:ascii="Times New Roman" w:hAnsi="Times New Roman" w:cs="Times New Roman"/>
+        </w:rPr>
+        <w:t xml:space="preserve"> who sat and learned,</w:t>
+      </w:r>
+      <w:r>
+        <w:rPr>
+          <w:rFonts w:ascii="Times New Roman" w:hAnsi="Times New Roman" w:cs="Times New Roman"/>
+        </w:rPr>
+        <w:t xml:space="preserve"> </w:t>
+      </w:r>
+      <w:r>
+        <w:rPr>
+          <w:rFonts w:ascii="Times New Roman" w:hAnsi="Times New Roman" w:cs="Times New Roman"/>
+        </w:rPr>
+        <w:t>and the other one was</w:t>
+      </w:r>
+      <w:r>
+        <w:rPr>
+          <w:rFonts w:ascii="Times New Roman" w:hAnsi="Times New Roman" w:cs="Times New Roman"/>
+        </w:rPr>
+        <w:t xml:space="preserve"> a tailor. </w:t>
+      </w:r>
+      <w:r>
+        <w:rPr>
+          <w:rFonts w:ascii="Times New Roman" w:hAnsi="Times New Roman" w:cs="Times New Roman"/>
+        </w:rPr>
+        <w:t>Th</w:t>
+      </w:r>
+      <w:r>
+        <w:rPr>
+          <w:rFonts w:ascii="Times New Roman" w:hAnsi="Times New Roman" w:cs="Times New Roman"/>
+        </w:rPr>
+        <w:t xml:space="preserve">ey told the </w:t>
+      </w:r>
+      <w:r>
+        <w:rPr>
+          <w:rFonts w:ascii="Times New Roman" w:hAnsi="Times New Roman" w:cs="Times New Roman" w:hint="cs"/>
+          <w:rtl/>
+        </w:rPr>
+        <w:t>תלמיד</w:t>
+      </w:r>
+      <w:r>
+        <w:rPr>
+          <w:rFonts w:ascii="Times New Roman" w:hAnsi="Times New Roman" w:cs="Times New Roman"/>
+          <w:rtl/>
+        </w:rPr>
+        <w:t xml:space="preserve"> </w:t>
+      </w:r>
+      <w:r>
+        <w:rPr>
+          <w:rFonts w:ascii="Times New Roman" w:hAnsi="Times New Roman" w:cs="Times New Roman" w:hint="cs"/>
+          <w:rtl/>
+        </w:rPr>
+        <w:t>חכם</w:t>
+      </w:r>
+      <w:r>
+        <w:rPr>
+          <w:rFonts w:ascii="Times New Roman" w:hAnsi="Times New Roman" w:cs="Times New Roman"/>
+        </w:rPr>
+        <w:t xml:space="preserve">, </w:t>
+      </w:r>
+      <w:r>
+        <w:rPr>
+          <w:rFonts w:ascii="Times New Roman" w:hAnsi="Times New Roman" w:cs="Times New Roman"/>
+        </w:rPr>
+        <w:t>‘</w:t>
+      </w:r>
+      <w:r>
+        <w:rPr>
+          <w:rFonts w:ascii="Times New Roman" w:hAnsi="Times New Roman" w:cs="Times New Roman"/>
+        </w:rPr>
+        <w:t>W</w:t>
+      </w:r>
+      <w:r>
+        <w:rPr>
+          <w:rFonts w:ascii="Times New Roman" w:hAnsi="Times New Roman" w:cs="Times New Roman"/>
+        </w:rPr>
+        <w:t>e examine</w:t>
+      </w:r>
+      <w:r>
+        <w:rPr>
+          <w:rFonts w:ascii="Times New Roman" w:hAnsi="Times New Roman" w:cs="Times New Roman"/>
+        </w:rPr>
+        <w:t>d</w:t>
+      </w:r>
+      <w:r>
+        <w:rPr>
+          <w:rFonts w:ascii="Times New Roman" w:hAnsi="Times New Roman" w:cs="Times New Roman"/>
+        </w:rPr>
+        <w:t xml:space="preserve"> </w:t>
+      </w:r>
+      <w:r>
+        <w:rPr>
+          <w:rFonts w:ascii="Times New Roman" w:hAnsi="Times New Roman" w:cs="Times New Roman"/>
+        </w:rPr>
         <w:lastRenderedPageBreak/>
+        <w:t xml:space="preserve">your records, </w:t>
+      </w:r>
+      <w:r>
+        <w:rPr>
+          <w:rFonts w:ascii="Times New Roman" w:hAnsi="Times New Roman" w:cs="Times New Roman"/>
+        </w:rPr>
+        <w:t xml:space="preserve">and </w:t>
+      </w:r>
+      <w:r>
+        <w:rPr>
+          <w:rFonts w:ascii="Times New Roman" w:hAnsi="Times New Roman" w:cs="Times New Roman"/>
+        </w:rPr>
+        <w:t xml:space="preserve">you sat and learned </w:t>
+      </w:r>
+      <w:r>
+        <w:rPr>
+          <w:rFonts w:ascii="Times New Roman" w:hAnsi="Times New Roman" w:cs="Times New Roman" w:hint="cs"/>
+          <w:rtl/>
+        </w:rPr>
+        <w:t>ש</w:t>
+      </w:r>
+      <w:r>
+        <w:rPr>
+          <w:rFonts w:ascii="Times New Roman" w:hAnsi="Times New Roman" w:cs="Times New Roman"/>
+          <w:rtl/>
+        </w:rPr>
+        <w:t>"</w:t>
+      </w:r>
+      <w:r>
+        <w:rPr>
+          <w:rFonts w:ascii="Times New Roman" w:hAnsi="Times New Roman" w:cs="Times New Roman" w:hint="cs"/>
+          <w:rtl/>
+        </w:rPr>
+        <w:t>ס</w:t>
+      </w:r>
+      <w:r>
+        <w:rPr>
+          <w:rFonts w:ascii="Times New Roman" w:hAnsi="Times New Roman" w:cs="Times New Roman"/>
+        </w:rPr>
+        <w:t xml:space="preserve"> three times, you get </w:t>
+      </w:r>
+      <w:r>
+        <w:rPr>
+          <w:rFonts w:ascii="Times New Roman" w:hAnsi="Times New Roman" w:cs="Times New Roman" w:hint="cs"/>
+          <w:rtl/>
+        </w:rPr>
+        <w:t>שכר</w:t>
+      </w:r>
+      <w:r>
+        <w:rPr>
+          <w:rFonts w:ascii="Times New Roman" w:hAnsi="Times New Roman" w:cs="Times New Roman"/>
+        </w:rPr>
+        <w:t xml:space="preserve"> for learning </w:t>
+      </w:r>
+      <w:r>
+        <w:rPr>
+          <w:rFonts w:ascii="Times New Roman" w:hAnsi="Times New Roman" w:cs="Times New Roman" w:hint="cs"/>
+          <w:rtl/>
+        </w:rPr>
+        <w:t>ש</w:t>
+      </w:r>
+      <w:r>
+        <w:rPr>
+          <w:rFonts w:ascii="Times New Roman" w:hAnsi="Times New Roman" w:cs="Times New Roman"/>
+          <w:rtl/>
+        </w:rPr>
+        <w:t>"</w:t>
+      </w:r>
+      <w:r>
+        <w:rPr>
+          <w:rFonts w:ascii="Times New Roman" w:hAnsi="Times New Roman" w:cs="Times New Roman" w:hint="cs"/>
+          <w:rtl/>
+        </w:rPr>
+        <w:t>ס</w:t>
+      </w:r>
+      <w:r>
+        <w:rPr>
+          <w:rFonts w:ascii="Times New Roman" w:hAnsi="Times New Roman" w:cs="Times New Roman"/>
+        </w:rPr>
+        <w:t xml:space="preserve"> three times.</w:t>
+      </w:r>
+      <w:r>
+        <w:rPr>
+          <w:rFonts w:ascii="Times New Roman" w:hAnsi="Times New Roman" w:cs="Times New Roman"/>
+        </w:rPr>
+        <w:t>’</w:t>
+      </w:r>
+      <w:r>
+        <w:rPr>
+          <w:rFonts w:ascii="Times New Roman" w:hAnsi="Times New Roman" w:cs="Times New Roman"/>
+        </w:rPr>
+        <w:t xml:space="preserve"> </w:t>
+      </w:r>
+      <w:r>
+        <w:rPr>
+          <w:rFonts w:ascii="Times New Roman" w:hAnsi="Times New Roman" w:cs="Times New Roman"/>
+        </w:rPr>
+        <w:t>Then it was the tailor</w:t>
+      </w:r>
+      <w:r>
+        <w:rPr>
+          <w:rFonts w:ascii="Times New Roman" w:hAnsi="Times New Roman" w:cs="Times New Roman"/>
+        </w:rPr>
+        <w:t>’</w:t>
+      </w:r>
+      <w:r>
+        <w:rPr>
+          <w:rFonts w:ascii="Times New Roman" w:hAnsi="Times New Roman" w:cs="Times New Roman"/>
+        </w:rPr>
+        <w:t xml:space="preserve">s turn. They told him, “You learned </w:t>
+      </w:r>
+      <w:r>
+        <w:rPr>
+          <w:rFonts w:ascii="Times New Roman" w:hAnsi="Times New Roman" w:cs="Times New Roman" w:hint="cs"/>
+          <w:rtl/>
+        </w:rPr>
+        <w:t>ש</w:t>
+      </w:r>
+      <w:r>
+        <w:rPr>
+          <w:rFonts w:ascii="Times New Roman" w:hAnsi="Times New Roman" w:cs="Times New Roman"/>
+          <w:rtl/>
+        </w:rPr>
+        <w:t>"</w:t>
+      </w:r>
+      <w:r>
+        <w:rPr>
+          <w:rFonts w:ascii="Times New Roman" w:hAnsi="Times New Roman" w:cs="Times New Roman" w:hint="cs"/>
+          <w:rtl/>
+        </w:rPr>
+        <w:t>ס</w:t>
+      </w:r>
+      <w:r>
+        <w:rPr>
+          <w:rFonts w:ascii="Times New Roman" w:hAnsi="Times New Roman" w:cs="Times New Roman"/>
+        </w:rPr>
+        <w:t xml:space="preserve"> three times, and you will receive </w:t>
+      </w:r>
+      <w:r>
+        <w:rPr>
+          <w:rFonts w:ascii="Times New Roman" w:hAnsi="Times New Roman" w:cs="Times New Roman" w:hint="cs"/>
+          <w:rtl/>
+        </w:rPr>
+        <w:t>שכר</w:t>
+      </w:r>
+      <w:r>
+        <w:rPr>
+          <w:rFonts w:ascii="Times New Roman" w:hAnsi="Times New Roman" w:cs="Times New Roman"/>
+        </w:rPr>
+        <w:t xml:space="preserve"> for learning </w:t>
+      </w:r>
+      <w:r>
+        <w:rPr>
+          <w:rFonts w:ascii="Times New Roman" w:hAnsi="Times New Roman" w:cs="Times New Roman" w:hint="cs"/>
+          <w:rtl/>
+        </w:rPr>
+        <w:t>ש</w:t>
+      </w:r>
+      <w:r>
+        <w:rPr>
+          <w:rFonts w:ascii="Times New Roman" w:hAnsi="Times New Roman" w:cs="Times New Roman"/>
+          <w:rtl/>
+        </w:rPr>
+        <w:t>"</w:t>
+      </w:r>
+      <w:r>
+        <w:rPr>
+          <w:rFonts w:ascii="Times New Roman" w:hAnsi="Times New Roman" w:cs="Times New Roman" w:hint="cs"/>
+          <w:rtl/>
+        </w:rPr>
+        <w:t>ס</w:t>
+      </w:r>
+      <w:r>
+        <w:rPr>
+          <w:rFonts w:ascii="Times New Roman" w:hAnsi="Times New Roman" w:cs="Times New Roman"/>
+        </w:rPr>
+        <w:t xml:space="preserve"> three times.” Both of them began to protest.</w:t>
+      </w:r>
+      <w:r>
+        <w:rPr>
+          <w:rFonts w:ascii="Times New Roman" w:hAnsi="Times New Roman" w:cs="Times New Roman"/>
+        </w:rPr>
+        <w:t xml:space="preserve"> </w:t>
+      </w:r>
+      <w:r>
+        <w:rPr>
+          <w:rFonts w:ascii="Times New Roman" w:hAnsi="Times New Roman" w:cs="Times New Roman"/>
+        </w:rPr>
+        <w:t xml:space="preserve">The </w:t>
+      </w:r>
+      <w:r>
+        <w:rPr>
+          <w:rFonts w:ascii="Times New Roman" w:hAnsi="Times New Roman" w:cs="Times New Roman" w:hint="cs"/>
+          <w:rtl/>
+        </w:rPr>
         <w:t>תלמיד</w:t>
       </w:r>
       <w:r>
@@ -2842,37 +3150,189 @@
         <w:rPr>
           <w:rFonts w:ascii="Times New Roman" w:hAnsi="Times New Roman" w:cs="Times New Roman"/>
         </w:rPr>
-        <w:t xml:space="preserve"> who sat and learned,</w:t>
-      </w:r>
-      <w:r>
-        <w:rPr>
-          <w:rFonts w:ascii="Times New Roman" w:hAnsi="Times New Roman" w:cs="Times New Roman"/>
-        </w:rPr>
-        <w:t xml:space="preserve"> </w:t>
-      </w:r>
-      <w:r>
-        <w:rPr>
-          <w:rFonts w:ascii="Times New Roman" w:hAnsi="Times New Roman" w:cs="Times New Roman"/>
-        </w:rPr>
-        <w:t>and the other one was</w:t>
-      </w:r>
-      <w:r>
-        <w:rPr>
-          <w:rFonts w:ascii="Times New Roman" w:hAnsi="Times New Roman" w:cs="Times New Roman"/>
-        </w:rPr>
-        <w:t xml:space="preserve"> a tailor. </w:t>
-      </w:r>
-      <w:r>
-        <w:rPr>
-          <w:rFonts w:ascii="Times New Roman" w:hAnsi="Times New Roman" w:cs="Times New Roman"/>
-        </w:rPr>
-        <w:t>Th</w:t>
-      </w:r>
-      <w:r>
-        <w:rPr>
-          <w:rFonts w:ascii="Times New Roman" w:hAnsi="Times New Roman" w:cs="Times New Roman"/>
-        </w:rPr>
-        <w:t xml:space="preserve">ey told the </w:t>
+        <w:t xml:space="preserve"> said, “I learned </w:t>
+      </w:r>
+      <w:r>
+        <w:rPr>
+          <w:rFonts w:ascii="Times New Roman" w:hAnsi="Times New Roman" w:cs="Times New Roman" w:hint="cs"/>
+          <w:rtl/>
+        </w:rPr>
+        <w:t>ש</w:t>
+      </w:r>
+      <w:r>
+        <w:rPr>
+          <w:rFonts w:ascii="Times New Roman" w:hAnsi="Times New Roman" w:cs="Times New Roman"/>
+          <w:rtl/>
+        </w:rPr>
+        <w:t>"</w:t>
+      </w:r>
+      <w:r>
+        <w:rPr>
+          <w:rFonts w:ascii="Times New Roman" w:hAnsi="Times New Roman" w:cs="Times New Roman" w:hint="cs"/>
+          <w:rtl/>
+        </w:rPr>
+        <w:t>ס</w:t>
+      </w:r>
+      <w:r>
+        <w:rPr>
+          <w:rFonts w:ascii="Times New Roman" w:hAnsi="Times New Roman" w:cs="Times New Roman"/>
+        </w:rPr>
+        <w:t xml:space="preserve"> six times, not three.”</w:t>
+      </w:r>
+      <w:r>
+        <w:rPr>
+          <w:rFonts w:ascii="Times New Roman" w:hAnsi="Times New Roman" w:cs="Times New Roman"/>
+        </w:rPr>
+        <w:t xml:space="preserve"> </w:t>
+      </w:r>
+      <w:r>
+        <w:rPr>
+          <w:rFonts w:ascii="Times New Roman" w:hAnsi="Times New Roman" w:cs="Times New Roman"/>
+        </w:rPr>
+        <w:t xml:space="preserve">And the tailor said, “I never learned </w:t>
+      </w:r>
+      <w:r>
+        <w:rPr>
+          <w:rFonts w:ascii="Times New Roman" w:hAnsi="Times New Roman" w:cs="Times New Roman" w:hint="cs"/>
+          <w:rtl/>
+        </w:rPr>
+        <w:t>ש</w:t>
+      </w:r>
+      <w:r>
+        <w:rPr>
+          <w:rFonts w:ascii="Times New Roman" w:hAnsi="Times New Roman" w:cs="Times New Roman"/>
+          <w:rtl/>
+        </w:rPr>
+        <w:t>"</w:t>
+      </w:r>
+      <w:r>
+        <w:rPr>
+          <w:rFonts w:ascii="Times New Roman" w:hAnsi="Times New Roman" w:cs="Times New Roman" w:hint="cs"/>
+          <w:rtl/>
+        </w:rPr>
+        <w:t>ס</w:t>
+      </w:r>
+      <w:r>
+        <w:rPr>
+          <w:rFonts w:ascii="Times New Roman" w:hAnsi="Times New Roman" w:cs="Times New Roman"/>
+        </w:rPr>
+        <w:t xml:space="preserve"> even once. I don</w:t>
+      </w:r>
+      <w:r>
+        <w:rPr>
+          <w:rFonts w:ascii="Times New Roman" w:hAnsi="Times New Roman" w:cs="Times New Roman"/>
+        </w:rPr>
+        <w:t>’</w:t>
+      </w:r>
+      <w:r>
+        <w:rPr>
+          <w:rFonts w:ascii="Times New Roman" w:hAnsi="Times New Roman" w:cs="Times New Roman"/>
+        </w:rPr>
+        <w:t>t know how to learn at all. I was busy working. I don</w:t>
+      </w:r>
+      <w:r>
+        <w:rPr>
+          <w:rFonts w:ascii="Times New Roman" w:hAnsi="Times New Roman" w:cs="Times New Roman"/>
+        </w:rPr>
+        <w:t>’</w:t>
+      </w:r>
+      <w:r>
+        <w:rPr>
+          <w:rFonts w:ascii="Times New Roman" w:hAnsi="Times New Roman" w:cs="Times New Roman"/>
+        </w:rPr>
+        <w:t xml:space="preserve">t even know how to learn one </w:t>
+      </w:r>
+      <w:r>
+        <w:rPr>
+          <w:rFonts w:ascii="Times New Roman" w:hAnsi="Times New Roman" w:cs="Times New Roman" w:hint="cs"/>
+          <w:rtl/>
+        </w:rPr>
+        <w:t>דף</w:t>
+      </w:r>
+      <w:r>
+        <w:rPr>
+          <w:rFonts w:ascii="Times New Roman" w:hAnsi="Times New Roman" w:cs="Times New Roman"/>
+        </w:rPr>
+        <w:t xml:space="preserve"> of </w:t>
+      </w:r>
+      <w:r>
+        <w:rPr>
+          <w:rFonts w:ascii="Times New Roman" w:hAnsi="Times New Roman" w:cs="Times New Roman" w:hint="cs"/>
+          <w:rtl/>
+        </w:rPr>
+        <w:t>גמרא</w:t>
+      </w:r>
+      <w:r>
+        <w:rPr>
+          <w:rFonts w:ascii="Times New Roman" w:hAnsi="Times New Roman" w:cs="Times New Roman"/>
+        </w:rPr>
+        <w:t xml:space="preserve">. How could I have learned </w:t>
+      </w:r>
+      <w:r>
+        <w:rPr>
+          <w:rFonts w:ascii="Times New Roman" w:hAnsi="Times New Roman" w:cs="Times New Roman" w:hint="cs"/>
+          <w:rtl/>
+        </w:rPr>
+        <w:t>ש</w:t>
+      </w:r>
+      <w:r>
+        <w:rPr>
+          <w:rFonts w:ascii="Times New Roman" w:hAnsi="Times New Roman" w:cs="Times New Roman"/>
+          <w:rtl/>
+        </w:rPr>
+        <w:t>"</w:t>
+      </w:r>
+      <w:r>
+        <w:rPr>
+          <w:rFonts w:ascii="Times New Roman" w:hAnsi="Times New Roman" w:cs="Times New Roman" w:hint="cs"/>
+          <w:rtl/>
+        </w:rPr>
+        <w:t>ס</w:t>
+      </w:r>
+      <w:r>
+        <w:rPr>
+          <w:rFonts w:ascii="Times New Roman" w:hAnsi="Times New Roman" w:cs="Times New Roman"/>
+        </w:rPr>
+        <w:t xml:space="preserve"> three times?”</w:t>
+      </w:r>
+      <w:r>
+        <w:rPr>
+          <w:rFonts w:ascii="Times New Roman" w:hAnsi="Times New Roman" w:cs="Times New Roman"/>
+        </w:rPr>
+        <w:t xml:space="preserve"> </w:t>
+      </w:r>
+      <w:r>
+        <w:rPr>
+          <w:rFonts w:ascii="Times New Roman" w:hAnsi="Times New Roman" w:cs="Times New Roman"/>
+        </w:rPr>
+        <w:t xml:space="preserve">The </w:t>
+      </w:r>
+      <w:r>
+        <w:rPr>
+          <w:rFonts w:ascii="Times New Roman" w:hAnsi="Times New Roman" w:cs="Times New Roman" w:hint="cs"/>
+          <w:rtl/>
+        </w:rPr>
+        <w:t>בית</w:t>
+      </w:r>
+      <w:r>
+        <w:rPr>
+          <w:rFonts w:ascii="Times New Roman" w:hAnsi="Times New Roman" w:cs="Times New Roman"/>
+          <w:rtl/>
+        </w:rPr>
+        <w:t xml:space="preserve"> </w:t>
+      </w:r>
+      <w:r>
+        <w:rPr>
+          <w:rFonts w:ascii="Times New Roman" w:hAnsi="Times New Roman" w:cs="Times New Roman" w:hint="cs"/>
+          <w:rtl/>
+        </w:rPr>
+        <w:t>דין</w:t>
+      </w:r>
+      <w:r>
+        <w:rPr>
+          <w:rFonts w:ascii="Times New Roman" w:hAnsi="Times New Roman" w:cs="Times New Roman"/>
+        </w:rPr>
+        <w:t xml:space="preserve"> responded to both of them: “You, </w:t>
       </w:r>
       <w:r>
         <w:rPr>
@@ -2899,49 +3359,7 @@
         <w:rPr>
           <w:rFonts w:ascii="Times New Roman" w:hAnsi="Times New Roman" w:cs="Times New Roman"/>
         </w:rPr>
-        <w:t xml:space="preserve">, </w:t>
-      </w:r>
-      <w:r>
-        <w:rPr>
-          <w:rFonts w:ascii="Times New Roman" w:hAnsi="Times New Roman" w:cs="Times New Roman"/>
-        </w:rPr>
-        <w:t>‘</w:t>
-      </w:r>
-      <w:r>
-        <w:rPr>
-          <w:rFonts w:ascii="Times New Roman" w:hAnsi="Times New Roman" w:cs="Times New Roman"/>
-        </w:rPr>
-        <w:t>W</w:t>
-      </w:r>
-      <w:r>
-        <w:rPr>
-          <w:rFonts w:ascii="Times New Roman" w:hAnsi="Times New Roman" w:cs="Times New Roman"/>
-        </w:rPr>
-        <w:t>e examine</w:t>
-      </w:r>
-      <w:r>
-        <w:rPr>
-          <w:rFonts w:ascii="Times New Roman" w:hAnsi="Times New Roman" w:cs="Times New Roman"/>
-        </w:rPr>
-        <w:t>d</w:t>
-      </w:r>
-      <w:r>
-        <w:rPr>
-          <w:rFonts w:ascii="Times New Roman" w:hAnsi="Times New Roman" w:cs="Times New Roman"/>
-        </w:rPr>
-        <w:t xml:space="preserve"> your records, </w:t>
-      </w:r>
-      <w:r>
-        <w:rPr>
-          <w:rFonts w:ascii="Times New Roman" w:hAnsi="Times New Roman" w:cs="Times New Roman"/>
-        </w:rPr>
-        <w:t xml:space="preserve">and </w:t>
-      </w:r>
-      <w:r>
-        <w:rPr>
-          <w:rFonts w:ascii="Times New Roman" w:hAnsi="Times New Roman" w:cs="Times New Roman"/>
-        </w:rPr>
-        <w:t xml:space="preserve">you sat and learned </w:t>
+        <w:t xml:space="preserve">, we know you learned </w:t>
       </w:r>
       <w:r>
         <w:rPr>
@@ -2955,7 +3373,7 @@
           <w:rFonts w:ascii="Times New Roman" w:hAnsi="Times New Roman" w:cs="Times New Roman"/>
           <w:rtl/>
         </w:rPr>
-        <w:t>״</w:t>
+        <w:t>"</w:t>
       </w:r>
       <w:r>
         <w:rPr>
@@ -2968,7 +3386,65 @@
         <w:rPr>
           <w:rFonts w:ascii="Times New Roman" w:hAnsi="Times New Roman" w:cs="Times New Roman"/>
         </w:rPr>
-        <w:t xml:space="preserve"> three times, you get </w:t>
+        <w:t xml:space="preserve"> six times. But how were you able to do it? Because this tailor supported you. He provided you with </w:t>
+      </w:r>
+      <w:r>
+        <w:rPr>
+          <w:rFonts w:ascii="Times New Roman" w:hAnsi="Times New Roman" w:cs="Times New Roman" w:hint="cs"/>
+          <w:rtl/>
+        </w:rPr>
+        <w:t>פרנסה</w:t>
+      </w:r>
+      <w:r>
+        <w:rPr>
+          <w:rFonts w:ascii="Times New Roman" w:hAnsi="Times New Roman" w:cs="Times New Roman"/>
+        </w:rPr>
+        <w:t xml:space="preserve"> so that you could sit and learn. </w:t>
+      </w:r>
+      <w:r>
+        <w:rPr>
+          <w:rFonts w:ascii="Times New Roman" w:hAnsi="Times New Roman" w:cs="Times New Roman"/>
+        </w:rPr>
+        <w:t>B</w:t>
+      </w:r>
+      <w:r>
+        <w:rPr>
+          <w:rFonts w:ascii="Times New Roman" w:hAnsi="Times New Roman" w:cs="Times New Roman"/>
+        </w:rPr>
+        <w:t xml:space="preserve">ecause he helped you, exactly like </w:t>
+      </w:r>
+      <w:r>
+        <w:rPr>
+          <w:rFonts w:ascii="Times New Roman" w:hAnsi="Times New Roman" w:cs="Times New Roman" w:hint="cs"/>
+          <w:rtl/>
+        </w:rPr>
+        <w:t>יששכר</w:t>
+      </w:r>
+      <w:r>
+        <w:rPr>
+          <w:rFonts w:ascii="Times New Roman" w:hAnsi="Times New Roman" w:cs="Times New Roman"/>
+          <w:rtl/>
+        </w:rPr>
+        <w:t xml:space="preserve"> </w:t>
+      </w:r>
+      <w:r>
+        <w:rPr>
+          <w:rFonts w:ascii="Times New Roman" w:hAnsi="Times New Roman" w:cs="Times New Roman" w:hint="cs"/>
+          <w:rtl/>
+        </w:rPr>
+        <w:t>וזבולון</w:t>
+      </w:r>
+      <w:r>
+        <w:rPr>
+          <w:rFonts w:ascii="Times New Roman" w:hAnsi="Times New Roman" w:cs="Times New Roman"/>
+        </w:rPr>
+        <w:t>, he received half of</w:t>
+      </w:r>
+      <w:r>
+        <w:rPr>
+          <w:rFonts w:ascii="Times New Roman" w:hAnsi="Times New Roman" w:cs="Times New Roman"/>
+        </w:rPr>
+        <w:t xml:space="preserve"> </w:t>
       </w:r>
       <w:r>
         <w:rPr>
@@ -2980,476 +3456,6 @@
       <w:r>
         <w:rPr>
           <w:rFonts w:ascii="Times New Roman" w:hAnsi="Times New Roman" w:cs="Times New Roman"/>
-        </w:rPr>
-        <w:t xml:space="preserve"> for learning </w:t>
-      </w:r>
-      <w:r>
-        <w:rPr>
-          <w:rFonts w:ascii="Times New Roman" w:hAnsi="Times New Roman" w:cs="Times New Roman" w:hint="cs"/>
-          <w:rtl/>
-        </w:rPr>
-        <w:t>ש</w:t>
-      </w:r>
-      <w:r>
-        <w:rPr>
-          <w:rFonts w:ascii="Times New Roman" w:hAnsi="Times New Roman" w:cs="Times New Roman"/>
-          <w:rtl/>
-        </w:rPr>
-        <w:t>״</w:t>
-      </w:r>
-      <w:r>
-        <w:rPr>
-          <w:rFonts w:ascii="Times New Roman" w:hAnsi="Times New Roman" w:cs="Times New Roman" w:hint="cs"/>
-          <w:rtl/>
-        </w:rPr>
-        <w:t>ס</w:t>
-      </w:r>
-      <w:r>
-        <w:rPr>
-          <w:rFonts w:ascii="Times New Roman" w:hAnsi="Times New Roman" w:cs="Times New Roman"/>
-        </w:rPr>
-        <w:t xml:space="preserve"> three times.</w:t>
-      </w:r>
-      <w:r>
-        <w:rPr>
-          <w:rFonts w:ascii="Times New Roman" w:hAnsi="Times New Roman" w:cs="Times New Roman"/>
-        </w:rPr>
-        <w:t>’</w:t>
-      </w:r>
-      <w:r>
-        <w:rPr>
-          <w:rFonts w:ascii="Times New Roman" w:hAnsi="Times New Roman" w:cs="Times New Roman"/>
-        </w:rPr>
-        <w:t xml:space="preserve"> </w:t>
-      </w:r>
-      <w:r>
-        <w:rPr>
-          <w:rFonts w:ascii="Times New Roman" w:hAnsi="Times New Roman" w:cs="Times New Roman"/>
-        </w:rPr>
-        <w:t>Then it was the tailor</w:t>
-      </w:r>
-      <w:r>
-        <w:rPr>
-          <w:rFonts w:ascii="Times New Roman" w:hAnsi="Times New Roman" w:cs="Times New Roman"/>
-        </w:rPr>
-        <w:t>’</w:t>
-      </w:r>
-      <w:r>
-        <w:rPr>
-          <w:rFonts w:ascii="Times New Roman" w:hAnsi="Times New Roman" w:cs="Times New Roman"/>
-        </w:rPr>
-        <w:t xml:space="preserve">s turn. They told him, “You learned </w:t>
-      </w:r>
-      <w:r>
-        <w:rPr>
-          <w:rFonts w:ascii="Times New Roman" w:hAnsi="Times New Roman" w:cs="Times New Roman" w:hint="cs"/>
-          <w:rtl/>
-        </w:rPr>
-        <w:t>ש</w:t>
-      </w:r>
-      <w:r>
-        <w:rPr>
-          <w:rFonts w:ascii="Times New Roman" w:hAnsi="Times New Roman" w:cs="Times New Roman"/>
-          <w:rtl/>
-        </w:rPr>
-        <w:t>״</w:t>
-      </w:r>
-      <w:r>
-        <w:rPr>
-          <w:rFonts w:ascii="Times New Roman" w:hAnsi="Times New Roman" w:cs="Times New Roman" w:hint="cs"/>
-          <w:rtl/>
-        </w:rPr>
-        <w:t>ס</w:t>
-      </w:r>
-      <w:r>
-        <w:rPr>
-          <w:rFonts w:ascii="Times New Roman" w:hAnsi="Times New Roman" w:cs="Times New Roman"/>
-        </w:rPr>
-        <w:t xml:space="preserve"> three times, and you will receive </w:t>
-      </w:r>
-      <w:r>
-        <w:rPr>
-          <w:rFonts w:ascii="Times New Roman" w:hAnsi="Times New Roman" w:cs="Times New Roman" w:hint="cs"/>
-          <w:rtl/>
-        </w:rPr>
-        <w:t>שכר</w:t>
-      </w:r>
-      <w:r>
-        <w:rPr>
-          <w:rFonts w:ascii="Times New Roman" w:hAnsi="Times New Roman" w:cs="Times New Roman"/>
-        </w:rPr>
-        <w:t xml:space="preserve"> for learning </w:t>
-      </w:r>
-      <w:r>
-        <w:rPr>
-          <w:rFonts w:ascii="Times New Roman" w:hAnsi="Times New Roman" w:cs="Times New Roman" w:hint="cs"/>
-          <w:rtl/>
-        </w:rPr>
-        <w:t>ש</w:t>
-      </w:r>
-      <w:r>
-        <w:rPr>
-          <w:rFonts w:ascii="Times New Roman" w:hAnsi="Times New Roman" w:cs="Times New Roman"/>
-          <w:rtl/>
-        </w:rPr>
-        <w:t>״</w:t>
-      </w:r>
-      <w:r>
-        <w:rPr>
-          <w:rFonts w:ascii="Times New Roman" w:hAnsi="Times New Roman" w:cs="Times New Roman" w:hint="cs"/>
-          <w:rtl/>
-        </w:rPr>
-        <w:t>ס</w:t>
-      </w:r>
-      <w:r>
-        <w:rPr>
-          <w:rFonts w:ascii="Times New Roman" w:hAnsi="Times New Roman" w:cs="Times New Roman"/>
-        </w:rPr>
-        <w:t xml:space="preserve"> three times.” Both of them began to protest.</w:t>
-      </w:r>
-      <w:r>
-        <w:rPr>
-          <w:rFonts w:ascii="Times New Roman" w:hAnsi="Times New Roman" w:cs="Times New Roman"/>
-        </w:rPr>
-        <w:t xml:space="preserve"> </w:t>
-      </w:r>
-      <w:r>
-        <w:rPr>
-          <w:rFonts w:ascii="Times New Roman" w:hAnsi="Times New Roman" w:cs="Times New Roman"/>
-        </w:rPr>
-        <w:t xml:space="preserve">The </w:t>
-      </w:r>
-      <w:r>
-        <w:rPr>
-          <w:rFonts w:ascii="Times New Roman" w:hAnsi="Times New Roman" w:cs="Times New Roman" w:hint="cs"/>
-          <w:rtl/>
-        </w:rPr>
-        <w:t>תלמיד</w:t>
-      </w:r>
-      <w:r>
-        <w:rPr>
-          <w:rFonts w:ascii="Times New Roman" w:hAnsi="Times New Roman" w:cs="Times New Roman"/>
-          <w:rtl/>
-        </w:rPr>
-        <w:t xml:space="preserve"> </w:t>
-      </w:r>
-      <w:r>
-        <w:rPr>
-          <w:rFonts w:ascii="Times New Roman" w:hAnsi="Times New Roman" w:cs="Times New Roman" w:hint="cs"/>
-          <w:rtl/>
-        </w:rPr>
-        <w:t>חכם</w:t>
-      </w:r>
-      <w:r>
-        <w:rPr>
-          <w:rFonts w:ascii="Times New Roman" w:hAnsi="Times New Roman" w:cs="Times New Roman"/>
-        </w:rPr>
-        <w:t xml:space="preserve"> said, “I learned </w:t>
-      </w:r>
-      <w:r>
-        <w:rPr>
-          <w:rFonts w:ascii="Times New Roman" w:hAnsi="Times New Roman" w:cs="Times New Roman" w:hint="cs"/>
-          <w:rtl/>
-        </w:rPr>
-        <w:t>ש</w:t>
-      </w:r>
-      <w:r>
-        <w:rPr>
-          <w:rFonts w:ascii="Times New Roman" w:hAnsi="Times New Roman" w:cs="Times New Roman"/>
-          <w:rtl/>
-        </w:rPr>
-        <w:t>״</w:t>
-      </w:r>
-      <w:r>
-        <w:rPr>
-          <w:rFonts w:ascii="Times New Roman" w:hAnsi="Times New Roman" w:cs="Times New Roman" w:hint="cs"/>
-          <w:rtl/>
-        </w:rPr>
-        <w:t>ס</w:t>
-      </w:r>
-      <w:r>
-        <w:rPr>
-          <w:rFonts w:ascii="Times New Roman" w:hAnsi="Times New Roman" w:cs="Times New Roman"/>
-        </w:rPr>
-        <w:t xml:space="preserve"> six times, not three.”</w:t>
-      </w:r>
-      <w:r>
-        <w:rPr>
-          <w:rFonts w:ascii="Times New Roman" w:hAnsi="Times New Roman" w:cs="Times New Roman"/>
-        </w:rPr>
-        <w:t xml:space="preserve"> </w:t>
-      </w:r>
-      <w:r>
-        <w:rPr>
-          <w:rFonts w:ascii="Times New Roman" w:hAnsi="Times New Roman" w:cs="Times New Roman"/>
-        </w:rPr>
-        <w:t xml:space="preserve">And the tailor said, “I never learned </w:t>
-      </w:r>
-      <w:r>
-        <w:rPr>
-          <w:rFonts w:ascii="Times New Roman" w:hAnsi="Times New Roman" w:cs="Times New Roman" w:hint="cs"/>
-          <w:rtl/>
-        </w:rPr>
-        <w:t>ש</w:t>
-      </w:r>
-      <w:r>
-        <w:rPr>
-          <w:rFonts w:ascii="Times New Roman" w:hAnsi="Times New Roman" w:cs="Times New Roman"/>
-          <w:rtl/>
-        </w:rPr>
-        <w:t>״</w:t>
-      </w:r>
-      <w:r>
-        <w:rPr>
-          <w:rFonts w:ascii="Times New Roman" w:hAnsi="Times New Roman" w:cs="Times New Roman" w:hint="cs"/>
-          <w:rtl/>
-        </w:rPr>
-        <w:t>ס</w:t>
-      </w:r>
-      <w:r>
-        <w:rPr>
-          <w:rFonts w:ascii="Times New Roman" w:hAnsi="Times New Roman" w:cs="Times New Roman"/>
-        </w:rPr>
-        <w:t xml:space="preserve"> even once. I don</w:t>
-      </w:r>
-      <w:r>
-        <w:rPr>
-          <w:rFonts w:ascii="Times New Roman" w:hAnsi="Times New Roman" w:cs="Times New Roman"/>
-        </w:rPr>
-        <w:t>’</w:t>
-      </w:r>
-      <w:r>
-        <w:rPr>
-          <w:rFonts w:ascii="Times New Roman" w:hAnsi="Times New Roman" w:cs="Times New Roman"/>
-        </w:rPr>
-        <w:t>t know how to learn at all. I was busy working. I don</w:t>
-      </w:r>
-      <w:r>
-        <w:rPr>
-          <w:rFonts w:ascii="Times New Roman" w:hAnsi="Times New Roman" w:cs="Times New Roman"/>
-        </w:rPr>
-        <w:t>’</w:t>
-      </w:r>
-      <w:r>
-        <w:rPr>
-          <w:rFonts w:ascii="Times New Roman" w:hAnsi="Times New Roman" w:cs="Times New Roman"/>
-        </w:rPr>
-        <w:t xml:space="preserve">t even know how to learn one </w:t>
-      </w:r>
-      <w:r>
-        <w:rPr>
-          <w:rFonts w:ascii="Times New Roman" w:hAnsi="Times New Roman" w:cs="Times New Roman" w:hint="cs"/>
-          <w:rtl/>
-        </w:rPr>
-        <w:t>דף</w:t>
-      </w:r>
-      <w:r>
-        <w:rPr>
-          <w:rFonts w:ascii="Times New Roman" w:hAnsi="Times New Roman" w:cs="Times New Roman"/>
-        </w:rPr>
-        <w:t xml:space="preserve"> of </w:t>
-      </w:r>
-      <w:r>
-        <w:rPr>
-          <w:rFonts w:ascii="Times New Roman" w:hAnsi="Times New Roman" w:cs="Times New Roman" w:hint="cs"/>
-          <w:rtl/>
-        </w:rPr>
-        <w:t>גמרא</w:t>
-      </w:r>
-      <w:r>
-        <w:rPr>
-          <w:rFonts w:ascii="Times New Roman" w:hAnsi="Times New Roman" w:cs="Times New Roman"/>
-        </w:rPr>
-        <w:t xml:space="preserve">. How could I have learned </w:t>
-      </w:r>
-      <w:r>
-        <w:rPr>
-          <w:rFonts w:ascii="Times New Roman" w:hAnsi="Times New Roman" w:cs="Times New Roman" w:hint="cs"/>
-          <w:rtl/>
-        </w:rPr>
-        <w:t>ש</w:t>
-      </w:r>
-      <w:r>
-        <w:rPr>
-          <w:rFonts w:ascii="Times New Roman" w:hAnsi="Times New Roman" w:cs="Times New Roman"/>
-          <w:rtl/>
-        </w:rPr>
-        <w:t>״</w:t>
-      </w:r>
-      <w:r>
-        <w:rPr>
-          <w:rFonts w:ascii="Times New Roman" w:hAnsi="Times New Roman" w:cs="Times New Roman" w:hint="cs"/>
-          <w:rtl/>
-        </w:rPr>
-        <w:t>ס</w:t>
-      </w:r>
-      <w:r>
-        <w:rPr>
-          <w:rFonts w:ascii="Times New Roman" w:hAnsi="Times New Roman" w:cs="Times New Roman"/>
-        </w:rPr>
-        <w:t xml:space="preserve"> three times?”</w:t>
-      </w:r>
-      <w:r>
-        <w:rPr>
-          <w:rFonts w:ascii="Times New Roman" w:hAnsi="Times New Roman" w:cs="Times New Roman"/>
-        </w:rPr>
-        <w:t xml:space="preserve"> </w:t>
-      </w:r>
-      <w:r>
-        <w:rPr>
-          <w:rFonts w:ascii="Times New Roman" w:hAnsi="Times New Roman" w:cs="Times New Roman"/>
-        </w:rPr>
-        <w:t xml:space="preserve">The </w:t>
-      </w:r>
-      <w:r>
-        <w:rPr>
-          <w:rFonts w:ascii="Times New Roman" w:hAnsi="Times New Roman" w:cs="Times New Roman" w:hint="cs"/>
-          <w:rtl/>
-        </w:rPr>
-        <w:t>בית</w:t>
-      </w:r>
-      <w:r>
-        <w:rPr>
-          <w:rFonts w:ascii="Times New Roman" w:hAnsi="Times New Roman" w:cs="Times New Roman"/>
-          <w:rtl/>
-        </w:rPr>
-        <w:t xml:space="preserve"> </w:t>
-      </w:r>
-      <w:r>
-        <w:rPr>
-          <w:rFonts w:ascii="Times New Roman" w:hAnsi="Times New Roman" w:cs="Times New Roman" w:hint="cs"/>
-          <w:rtl/>
-        </w:rPr>
-        <w:t>דין</w:t>
-      </w:r>
-      <w:r>
-        <w:rPr>
-          <w:rFonts w:ascii="Times New Roman" w:hAnsi="Times New Roman" w:cs="Times New Roman"/>
-        </w:rPr>
-        <w:t xml:space="preserve"> responded to both of them: “You, </w:t>
-      </w:r>
-      <w:r>
-        <w:rPr>
-          <w:rFonts w:ascii="Times New Roman" w:hAnsi="Times New Roman" w:cs="Times New Roman" w:hint="cs"/>
-          <w:rtl/>
-        </w:rPr>
-        <w:t>תלמיד</w:t>
-      </w:r>
-      <w:r>
-        <w:rPr>
-          <w:rFonts w:ascii="Times New Roman" w:hAnsi="Times New Roman" w:cs="Times New Roman"/>
-          <w:rtl/>
-        </w:rPr>
-        <w:t xml:space="preserve"> </w:t>
-      </w:r>
-      <w:r>
-        <w:rPr>
-          <w:rFonts w:ascii="Times New Roman" w:hAnsi="Times New Roman" w:cs="Times New Roman" w:hint="cs"/>
-          <w:rtl/>
-        </w:rPr>
-        <w:t>חכם</w:t>
-      </w:r>
-      <w:r>
-        <w:rPr>
-          <w:rFonts w:ascii="Times New Roman" w:hAnsi="Times New Roman" w:cs="Times New Roman"/>
-        </w:rPr>
-        <w:t xml:space="preserve">, we know you learned </w:t>
-      </w:r>
-      <w:r>
-        <w:rPr>
-          <w:rFonts w:ascii="Times New Roman" w:hAnsi="Times New Roman" w:cs="Times New Roman" w:hint="cs"/>
-          <w:rtl/>
-        </w:rPr>
-        <w:t>ש</w:t>
-      </w:r>
-      <w:r>
-        <w:rPr>
-          <w:rFonts w:ascii="Times New Roman" w:hAnsi="Times New Roman" w:cs="Times New Roman"/>
-          <w:rtl/>
-        </w:rPr>
-        <w:t>״</w:t>
-      </w:r>
-      <w:r>
-        <w:rPr>
-          <w:rFonts w:ascii="Times New Roman" w:hAnsi="Times New Roman" w:cs="Times New Roman" w:hint="cs"/>
-          <w:rtl/>
-        </w:rPr>
-        <w:t>ס</w:t>
-      </w:r>
-      <w:r>
-        <w:rPr>
-          <w:rFonts w:ascii="Times New Roman" w:hAnsi="Times New Roman" w:cs="Times New Roman"/>
-        </w:rPr>
-        <w:t xml:space="preserve"> six times. But how were you able to do it? Because this tailor supported you. He provided you with </w:t>
-      </w:r>
-      <w:r>
-        <w:rPr>
-          <w:rFonts w:ascii="Times New Roman" w:hAnsi="Times New Roman" w:cs="Times New Roman" w:hint="cs"/>
-          <w:rtl/>
-        </w:rPr>
-        <w:t>פרנסה</w:t>
-      </w:r>
-      <w:r>
-        <w:rPr>
-          <w:rFonts w:ascii="Times New Roman" w:hAnsi="Times New Roman" w:cs="Times New Roman"/>
-        </w:rPr>
-        <w:t xml:space="preserve"> so that you could sit and learn. </w:t>
-      </w:r>
-      <w:r>
-        <w:rPr>
-          <w:rFonts w:ascii="Times New Roman" w:hAnsi="Times New Roman" w:cs="Times New Roman"/>
-        </w:rPr>
-        <w:t>B</w:t>
-      </w:r>
-      <w:r>
-        <w:rPr>
-          <w:rFonts w:ascii="Times New Roman" w:hAnsi="Times New Roman" w:cs="Times New Roman"/>
-        </w:rPr>
-        <w:t xml:space="preserve">ecause he helped you, exactly like </w:t>
-      </w:r>
-      <w:r>
-        <w:rPr>
-          <w:rFonts w:ascii="Times New Roman" w:hAnsi="Times New Roman" w:cs="Times New Roman" w:hint="cs"/>
-          <w:rtl/>
-        </w:rPr>
-        <w:t>יששכר</w:t>
-      </w:r>
-      <w:r>
-        <w:rPr>
-          <w:rFonts w:ascii="Times New Roman" w:hAnsi="Times New Roman" w:cs="Times New Roman"/>
-          <w:rtl/>
-        </w:rPr>
-        <w:t xml:space="preserve"> </w:t>
-      </w:r>
-      <w:r>
-        <w:rPr>
-          <w:rFonts w:ascii="Times New Roman" w:hAnsi="Times New Roman" w:cs="Times New Roman" w:hint="cs"/>
-          <w:rtl/>
-        </w:rPr>
-        <w:t>וזבולון</w:t>
-      </w:r>
-      <w:r>
-        <w:rPr>
-          <w:rFonts w:ascii="Times New Roman" w:hAnsi="Times New Roman" w:cs="Times New Roman"/>
-        </w:rPr>
-        <w:t>, he received half of</w:t>
-      </w:r>
-      <w:r>
-        <w:rPr>
-          <w:rFonts w:ascii="Times New Roman" w:hAnsi="Times New Roman" w:cs="Times New Roman"/>
-        </w:rPr>
-        <w:t xml:space="preserve"> </w:t>
-      </w:r>
-      <w:r>
-        <w:rPr>
-          <w:rFonts w:ascii="Times New Roman" w:hAnsi="Times New Roman" w:cs="Times New Roman" w:hint="cs"/>
-          <w:rtl/>
-        </w:rPr>
-        <w:t>שכר</w:t>
-      </w:r>
-      <w:r>
-        <w:rPr>
-          <w:rFonts w:ascii="Times New Roman" w:hAnsi="Times New Roman" w:cs="Times New Roman"/>
           <w:rtl/>
         </w:rPr>
         <w:t xml:space="preserve"> </w:t>
@@ -3480,7 +3486,7 @@
           <w:rFonts w:ascii="Times New Roman" w:hAnsi="Times New Roman" w:cs="Times New Roman"/>
           <w:rtl/>
         </w:rPr>
-        <w:t>״</w:t>
+        <w:t>"</w:t>
       </w:r>
       <w:r>
         <w:rPr>
@@ -3641,7 +3647,7 @@
           <w:rFonts w:ascii="Times New Roman" w:hAnsi="Times New Roman" w:cs="Times New Roman"/>
           <w:rtl/>
         </w:rPr>
-        <w:t>״</w:t>
+        <w:t>"</w:t>
       </w:r>
       <w:r>
         <w:rPr>

--- a/Files/05 - Devarim/06 - Ki Seitzei/5784/Ki Seitzei 5784 (2)/Ki Seitzei 5784 (2).docx
+++ b/Files/05 - Devarim/06 - Ki Seitzei/5784/Ki Seitzei 5784 (2)/Ki Seitzei 5784 (2).docx
@@ -138,7 +138,7 @@
         <w:rPr>
           <w:rFonts w:ascii="Times New Roman" w:hAnsi="Times New Roman" w:cs="Times New Roman"/>
         </w:rPr>
-        <w:t>wonderful</w:t>
+        <w:t xml:space="preserve">wonderful </w:t>
       </w:r>
       <w:r>
         <w:rPr>
@@ -1339,7 +1339,7 @@
           <w:rFonts w:ascii="Times New Roman" w:hAnsi="Times New Roman" w:cs="Times New Roman"/>
           <w:rtl/>
         </w:rPr>
-        <w:t>"</w:t>
+        <w:t>״</w:t>
       </w:r>
       <w:r>
         <w:rPr>
@@ -2046,7 +2046,7 @@
         <w:rPr>
           <w:rFonts w:ascii="Times New Roman" w:hAnsi="Times New Roman" w:cs="Times New Roman"/>
         </w:rPr>
-        <w:t xml:space="preserve"> the</w:t>
+        <w:t xml:space="preserve"> the </w:t>
       </w:r>
       <w:r>
         <w:rPr>
@@ -2147,7 +2147,7 @@
         <w:rPr>
           <w:rFonts w:ascii="Times New Roman" w:hAnsi="Times New Roman" w:cs="Times New Roman"/>
         </w:rPr>
-        <w:t>, and before he passed away, he told the</w:t>
+        <w:t xml:space="preserve">, and before he passed away, he told the </w:t>
       </w:r>
       <w:r>
         <w:rPr>
@@ -2704,7 +2704,7 @@
         <w:rPr>
           <w:rFonts w:ascii="Times New Roman" w:hAnsi="Times New Roman" w:cs="Times New Roman"/>
         </w:rPr>
-        <w:t>countries, I heard from a</w:t>
+        <w:t xml:space="preserve">countries, I heard from a </w:t>
       </w:r>
       <w:r>
         <w:rPr>
@@ -2961,7 +2961,7 @@
           <w:rFonts w:ascii="Times New Roman" w:hAnsi="Times New Roman" w:cs="Times New Roman"/>
           <w:rtl/>
         </w:rPr>
-        <w:t>"</w:t>
+        <w:t>״</w:t>
       </w:r>
       <w:r>
         <w:rPr>
@@ -3001,7 +3001,7 @@
           <w:rFonts w:ascii="Times New Roman" w:hAnsi="Times New Roman" w:cs="Times New Roman"/>
           <w:rtl/>
         </w:rPr>
-        <w:t>"</w:t>
+        <w:t>״</w:t>
       </w:r>
       <w:r>
         <w:rPr>
@@ -3058,7 +3058,7 @@
           <w:rFonts w:ascii="Times New Roman" w:hAnsi="Times New Roman" w:cs="Times New Roman"/>
           <w:rtl/>
         </w:rPr>
-        <w:t>"</w:t>
+        <w:t>״</w:t>
       </w:r>
       <w:r>
         <w:rPr>
@@ -3098,7 +3098,7 @@
           <w:rFonts w:ascii="Times New Roman" w:hAnsi="Times New Roman" w:cs="Times New Roman"/>
           <w:rtl/>
         </w:rPr>
-        <w:t>"</w:t>
+        <w:t>״</w:t>
       </w:r>
       <w:r>
         <w:rPr>
@@ -3164,7 +3164,7 @@
           <w:rFonts w:ascii="Times New Roman" w:hAnsi="Times New Roman" w:cs="Times New Roman"/>
           <w:rtl/>
         </w:rPr>
-        <w:t>"</w:t>
+        <w:t>״</w:t>
       </w:r>
       <w:r>
         <w:rPr>
@@ -3203,7 +3203,7 @@
           <w:rFonts w:ascii="Times New Roman" w:hAnsi="Times New Roman" w:cs="Times New Roman"/>
           <w:rtl/>
         </w:rPr>
-        <w:t>"</w:t>
+        <w:t>״</w:t>
       </w:r>
       <w:r>
         <w:rPr>
@@ -3280,7 +3280,7 @@
           <w:rFonts w:ascii="Times New Roman" w:hAnsi="Times New Roman" w:cs="Times New Roman"/>
           <w:rtl/>
         </w:rPr>
-        <w:t>"</w:t>
+        <w:t>״</w:t>
       </w:r>
       <w:r>
         <w:rPr>
@@ -3373,7 +3373,7 @@
           <w:rFonts w:ascii="Times New Roman" w:hAnsi="Times New Roman" w:cs="Times New Roman"/>
           <w:rtl/>
         </w:rPr>
-        <w:t>"</w:t>
+        <w:t>״</w:t>
       </w:r>
       <w:r>
         <w:rPr>
@@ -3486,7 +3486,7 @@
           <w:rFonts w:ascii="Times New Roman" w:hAnsi="Times New Roman" w:cs="Times New Roman"/>
           <w:rtl/>
         </w:rPr>
-        <w:t>"</w:t>
+        <w:t>״</w:t>
       </w:r>
       <w:r>
         <w:rPr>
@@ -3647,7 +3647,7 @@
           <w:rFonts w:ascii="Times New Roman" w:hAnsi="Times New Roman" w:cs="Times New Roman"/>
           <w:rtl/>
         </w:rPr>
-        <w:t>"</w:t>
+        <w:t>״</w:t>
       </w:r>
       <w:r>
         <w:rPr>

--- a/Files/05 - Devarim/06 - Ki Seitzei/5784/Ki Seitzei 5784 (2)/Ki Seitzei 5784 (2).docx
+++ b/Files/05 - Devarim/06 - Ki Seitzei/5784/Ki Seitzei 5784 (2)/Ki Seitzei 5784 (2).docx
@@ -138,7 +138,7 @@
         <w:rPr>
           <w:rFonts w:ascii="Times New Roman" w:hAnsi="Times New Roman" w:cs="Times New Roman"/>
         </w:rPr>
-        <w:t xml:space="preserve">wonderful </w:t>
+        <w:t>wonderful</w:t>
       </w:r>
       <w:r>
         <w:rPr>
@@ -1339,7 +1339,7 @@
           <w:rFonts w:ascii="Times New Roman" w:hAnsi="Times New Roman" w:cs="Times New Roman"/>
           <w:rtl/>
         </w:rPr>
-        <w:t>״</w:t>
+        <w:t>"</w:t>
       </w:r>
       <w:r>
         <w:rPr>
@@ -1898,7 +1898,7 @@
         <w:rPr>
           <w:rFonts w:ascii="Times New Roman" w:hAnsi="Times New Roman" w:cs="Times New Roman"/>
         </w:rPr>
-        <w:t xml:space="preserve"> who were buried there in the in </w:t>
+        <w:t xml:space="preserve"> who were buried there in the </w:t>
       </w:r>
       <w:r>
         <w:rPr>
@@ -2046,7 +2046,7 @@
         <w:rPr>
           <w:rFonts w:ascii="Times New Roman" w:hAnsi="Times New Roman" w:cs="Times New Roman"/>
         </w:rPr>
-        <w:t xml:space="preserve"> the </w:t>
+        <w:t xml:space="preserve"> the</w:t>
       </w:r>
       <w:r>
         <w:rPr>
@@ -2147,7 +2147,7 @@
         <w:rPr>
           <w:rFonts w:ascii="Times New Roman" w:hAnsi="Times New Roman" w:cs="Times New Roman"/>
         </w:rPr>
-        <w:t xml:space="preserve">, and before he passed away, he told the </w:t>
+        <w:t>, and before he passed away, he told the</w:t>
       </w:r>
       <w:r>
         <w:rPr>
@@ -2704,7 +2704,7 @@
         <w:rPr>
           <w:rFonts w:ascii="Times New Roman" w:hAnsi="Times New Roman" w:cs="Times New Roman"/>
         </w:rPr>
-        <w:t xml:space="preserve">countries, I heard from a </w:t>
+        <w:t>countries, I heard from a</w:t>
       </w:r>
       <w:r>
         <w:rPr>
@@ -2961,7 +2961,7 @@
           <w:rFonts w:ascii="Times New Roman" w:hAnsi="Times New Roman" w:cs="Times New Roman"/>
           <w:rtl/>
         </w:rPr>
-        <w:t>״</w:t>
+        <w:t>"</w:t>
       </w:r>
       <w:r>
         <w:rPr>
@@ -3001,7 +3001,7 @@
           <w:rFonts w:ascii="Times New Roman" w:hAnsi="Times New Roman" w:cs="Times New Roman"/>
           <w:rtl/>
         </w:rPr>
-        <w:t>״</w:t>
+        <w:t>"</w:t>
       </w:r>
       <w:r>
         <w:rPr>
@@ -3058,7 +3058,7 @@
           <w:rFonts w:ascii="Times New Roman" w:hAnsi="Times New Roman" w:cs="Times New Roman"/>
           <w:rtl/>
         </w:rPr>
-        <w:t>״</w:t>
+        <w:t>"</w:t>
       </w:r>
       <w:r>
         <w:rPr>
@@ -3098,7 +3098,7 @@
           <w:rFonts w:ascii="Times New Roman" w:hAnsi="Times New Roman" w:cs="Times New Roman"/>
           <w:rtl/>
         </w:rPr>
-        <w:t>״</w:t>
+        <w:t>"</w:t>
       </w:r>
       <w:r>
         <w:rPr>
@@ -3164,7 +3164,7 @@
           <w:rFonts w:ascii="Times New Roman" w:hAnsi="Times New Roman" w:cs="Times New Roman"/>
           <w:rtl/>
         </w:rPr>
-        <w:t>״</w:t>
+        <w:t>"</w:t>
       </w:r>
       <w:r>
         <w:rPr>
@@ -3203,7 +3203,7 @@
           <w:rFonts w:ascii="Times New Roman" w:hAnsi="Times New Roman" w:cs="Times New Roman"/>
           <w:rtl/>
         </w:rPr>
-        <w:t>״</w:t>
+        <w:t>"</w:t>
       </w:r>
       <w:r>
         <w:rPr>
@@ -3280,7 +3280,7 @@
           <w:rFonts w:ascii="Times New Roman" w:hAnsi="Times New Roman" w:cs="Times New Roman"/>
           <w:rtl/>
         </w:rPr>
-        <w:t>״</w:t>
+        <w:t>"</w:t>
       </w:r>
       <w:r>
         <w:rPr>
@@ -3373,7 +3373,7 @@
           <w:rFonts w:ascii="Times New Roman" w:hAnsi="Times New Roman" w:cs="Times New Roman"/>
           <w:rtl/>
         </w:rPr>
-        <w:t>״</w:t>
+        <w:t>"</w:t>
       </w:r>
       <w:r>
         <w:rPr>
@@ -3486,7 +3486,7 @@
           <w:rFonts w:ascii="Times New Roman" w:hAnsi="Times New Roman" w:cs="Times New Roman"/>
           <w:rtl/>
         </w:rPr>
-        <w:t>״</w:t>
+        <w:t>"</w:t>
       </w:r>
       <w:r>
         <w:rPr>
@@ -3647,7 +3647,7 @@
           <w:rFonts w:ascii="Times New Roman" w:hAnsi="Times New Roman" w:cs="Times New Roman"/>
           <w:rtl/>
         </w:rPr>
-        <w:t>״</w:t>
+        <w:t>"</w:t>
       </w:r>
       <w:r>
         <w:rPr>
